--- a/doc.docx
+++ b/doc.docx
@@ -523,6 +523,7 @@
           <w:rFonts w:asciiTheme="minorHAnsi" w:hAnsiTheme="minorHAnsi" w:cstheme="minorHAnsi"/>
           <w:color w:val="AAAAAA"/>
         </w:rPr>
+        <w:lastRenderedPageBreak/>
         <w:tab/>
       </w:r>
       <w:r>
@@ -718,6 +719,7 @@
         <w:rPr>
           <w:rFonts w:asciiTheme="minorHAnsi" w:hAnsiTheme="minorHAnsi" w:cstheme="minorHAnsi"/>
         </w:rPr>
+        <w:lastRenderedPageBreak/>
         <w:t>2 - Flyway</w:t>
       </w:r>
     </w:p>
@@ -1440,6 +1442,7 @@
         <w:rPr>
           <w:rFonts w:asciiTheme="minorHAnsi" w:hAnsiTheme="minorHAnsi" w:cstheme="minorHAnsi"/>
         </w:rPr>
+        <w:lastRenderedPageBreak/>
         <w:t>3 - Spring Cloud Open Feign</w:t>
       </w:r>
       <w:r>
@@ -1831,6 +1834,7 @@
           <w:b/>
           <w:sz w:val="24"/>
         </w:rPr>
+        <w:lastRenderedPageBreak/>
         <w:t>✅</w:t>
       </w:r>
       <w:r>
@@ -2149,6 +2153,7 @@
         <w:rPr>
           <w:rFonts w:asciiTheme="minorHAnsi" w:hAnsiTheme="minorHAnsi" w:cstheme="minorHAnsi"/>
         </w:rPr>
+        <w:lastRenderedPageBreak/>
         <w:t>5 - API Gateway</w:t>
       </w:r>
       <w:r>
@@ -2625,6 +2630,7 @@
           <w:rStyle w:val="Ttulo1Car"/>
           <w:rFonts w:asciiTheme="minorHAnsi" w:hAnsiTheme="minorHAnsi" w:cstheme="minorHAnsi"/>
         </w:rPr>
+        <w:lastRenderedPageBreak/>
         <w:t>6</w:t>
       </w:r>
       <w:r>
@@ -2940,6 +2946,7 @@
           <w:szCs w:val="24"/>
           <w:lang w:eastAsia="en-GB"/>
         </w:rPr>
+        <w:lastRenderedPageBreak/>
         <w:drawing>
           <wp:inline distT="0" distB="0" distL="0" distR="0" wp14:anchorId="474849A5" wp14:editId="3B3E2CC9">
             <wp:extent cx="5400040" cy="3723640"/>
@@ -3122,6 +3129,7 @@
           <w:szCs w:val="24"/>
           <w:lang w:eastAsia="en-GB"/>
         </w:rPr>
+        <w:lastRenderedPageBreak/>
         <w:drawing>
           <wp:inline distT="0" distB="0" distL="0" distR="0" wp14:anchorId="3F2F9DA5" wp14:editId="20BFA181">
             <wp:extent cx="5400040" cy="2650490"/>
@@ -3315,6 +3323,7 @@
           <w:szCs w:val="24"/>
           <w:lang w:eastAsia="en-GB"/>
         </w:rPr>
+        <w:lastRenderedPageBreak/>
         <w:t>Next, check the client secret</w:t>
       </w:r>
       <w:r>
@@ -3488,6 +3497,7 @@
           <w:szCs w:val="24"/>
           <w:lang w:eastAsia="en-GB"/>
         </w:rPr>
+        <w:lastRenderedPageBreak/>
         <w:drawing>
           <wp:inline distT="0" distB="0" distL="0" distR="0" wp14:anchorId="1E73F449" wp14:editId="616F5854">
             <wp:extent cx="5400040" cy="4497705"/>
@@ -3841,6 +3851,7 @@
           <w:szCs w:val="24"/>
           <w:lang w:eastAsia="en-GB"/>
         </w:rPr>
+        <w:lastRenderedPageBreak/>
         <w:drawing>
           <wp:inline distT="0" distB="0" distL="0" distR="0" wp14:anchorId="1FA7D9AF" wp14:editId="0556E1D3">
             <wp:extent cx="5400040" cy="2967990"/>
@@ -4066,6 +4077,7 @@
           <w:szCs w:val="24"/>
           <w:lang w:eastAsia="en-GB"/>
         </w:rPr>
+        <w:lastRenderedPageBreak/>
         <w:br/>
       </w:r>
       <w:r>
@@ -4248,6 +4260,7 @@
           <w:szCs w:val="24"/>
           <w:lang w:eastAsia="en-GB"/>
         </w:rPr>
+        <w:lastRenderedPageBreak/>
         <w:drawing>
           <wp:inline distT="0" distB="0" distL="0" distR="0" wp14:anchorId="712136C0" wp14:editId="223E50B3">
             <wp:extent cx="5400040" cy="3242310"/>
@@ -4362,6 +4375,7 @@
         <w:rPr>
           <w:sz w:val="24"/>
         </w:rPr>
+        <w:lastRenderedPageBreak/>
         <w:br/>
       </w:r>
       <w:r>
@@ -4560,7 +4574,11 @@
         <w:t>Resilience4j</w:t>
       </w:r>
       <w:r>
-        <w:t xml:space="preserve"> is a lightweight, easy-to-use fault tolerance library for Java applications. It helps developers build resilient systems by providing common patterns like </w:t>
+        <w:t xml:space="preserve"> is a lightweight, easy-to-use fault tolerance library for Java applications. It </w:t>
+      </w:r>
+      <w:r>
+        <w:lastRenderedPageBreak/>
+        <w:t xml:space="preserve">helps developers build resilient systems by providing common patterns like </w:t>
       </w:r>
       <w:r>
         <w:rPr>
@@ -5084,6 +5102,7 @@
           <w:szCs w:val="24"/>
           <w:lang w:eastAsia="en-GB"/>
         </w:rPr>
+        <w:lastRenderedPageBreak/>
         <w:drawing>
           <wp:inline distT="0" distB="0" distL="0" distR="0" wp14:anchorId="01E1E225" wp14:editId="51AD5CBD">
             <wp:extent cx="5400040" cy="3368675"/>
@@ -5242,6 +5261,7 @@
         <w:rPr>
           <w:sz w:val="24"/>
         </w:rPr>
+        <w:lastRenderedPageBreak/>
         <w:br/>
       </w:r>
       <w:r>
@@ -5423,6 +5443,7 @@
           <w:rStyle w:val="Ttulo1Car"/>
           <w:rFonts w:asciiTheme="minorHAnsi" w:hAnsiTheme="minorHAnsi" w:cstheme="minorHAnsi"/>
         </w:rPr>
+        <w:lastRenderedPageBreak/>
         <w:t>8 - KAFKA</w:t>
       </w:r>
       <w:r>
@@ -5614,6 +5635,7 @@
           <w:sz w:val="24"/>
           <w:lang w:eastAsia="en-GB"/>
         </w:rPr>
+        <w:lastRenderedPageBreak/>
         <w:drawing>
           <wp:inline distT="0" distB="0" distL="0" distR="0">
             <wp:extent cx="5391150" cy="4152900"/>
@@ -5713,12 +5735,15 @@
         <w:rPr>
           <w:sz w:val="24"/>
         </w:rPr>
+        <w:lastRenderedPageBreak/>
         <w:br/>
       </w:r>
       <w:r>
         <w:rPr>
           <w:rStyle w:val="Ttulo1Car"/>
           <w:rFonts w:asciiTheme="minorHAnsi" w:hAnsiTheme="minorHAnsi" w:cstheme="minorHAnsi"/>
+          <w:noProof/>
+          <w:lang w:eastAsia="en-GB"/>
         </w:rPr>
         <w:drawing>
           <wp:inline distT="0" distB="0" distL="0" distR="0" wp14:anchorId="4DA954C0" wp14:editId="29E182B8">
@@ -5773,9 +5798,14 @@
         <w:br/>
       </w:r>
       <w:r>
-        <w:br/>
-      </w:r>
-      <w:r>
+        <w:lastRenderedPageBreak/>
+        <w:br/>
+      </w:r>
+      <w:r>
+        <w:rPr>
+          <w:noProof/>
+          <w:lang w:eastAsia="en-GB"/>
+        </w:rPr>
         <w:drawing>
           <wp:inline distT="0" distB="0" distL="0" distR="0" wp14:anchorId="4B7C8693" wp14:editId="54F74B5F">
             <wp:extent cx="14060862" cy="4972744"/>
@@ -5813,13 +5843,435 @@
         </w:drawing>
       </w:r>
     </w:p>
-    <w:p/>
-    <w:p>
-      <w:pPr>
-        <w:ind w:right="489"/>
-      </w:pPr>
+    <w:p>
+      <w:pPr>
+        <w:rPr>
+          <w:rStyle w:val="Ttulo1Car"/>
+          <w:rFonts w:asciiTheme="minorHAnsi" w:hAnsiTheme="minorHAnsi" w:cstheme="minorHAnsi"/>
+          <w:color w:val="FF0000"/>
+        </w:rPr>
+      </w:pPr>
+      <w:r>
+        <w:rPr>
+          <w:rStyle w:val="Ttulo1Car"/>
+          <w:rFonts w:asciiTheme="minorHAnsi" w:hAnsiTheme="minorHAnsi" w:cstheme="minorHAnsi"/>
+        </w:rPr>
+        <w:br w:type="page"/>
+      </w:r>
+    </w:p>
+    <w:p>
+      <w:pPr>
+        <w:pStyle w:val="Ttulo1"/>
+      </w:pPr>
+      <w:r>
+        <w:rPr>
+          <w:rStyle w:val="Ttulo1Car"/>
+          <w:rFonts w:asciiTheme="minorHAnsi" w:hAnsiTheme="minorHAnsi" w:cstheme="minorHAnsi"/>
+        </w:rPr>
+        <w:lastRenderedPageBreak/>
+        <w:t>9</w:t>
+      </w:r>
+      <w:r>
+        <w:rPr>
+          <w:rStyle w:val="Ttulo1Car"/>
+          <w:rFonts w:asciiTheme="minorHAnsi" w:hAnsiTheme="minorHAnsi" w:cstheme="minorHAnsi"/>
+        </w:rPr>
+        <w:t xml:space="preserve"> </w:t>
+      </w:r>
+      <w:r>
+        <w:rPr>
+          <w:rStyle w:val="Ttulo1Car"/>
+          <w:rFonts w:asciiTheme="minorHAnsi" w:hAnsiTheme="minorHAnsi" w:cstheme="minorHAnsi"/>
+        </w:rPr>
+        <w:t>-</w:t>
+      </w:r>
+      <w:r>
+        <w:rPr>
+          <w:rStyle w:val="Ttulo1Car"/>
+          <w:rFonts w:asciiTheme="minorHAnsi" w:hAnsiTheme="minorHAnsi" w:cstheme="minorHAnsi"/>
+        </w:rPr>
+        <w:t xml:space="preserve"> </w:t>
+      </w:r>
+      <w:proofErr w:type="spellStart"/>
+      <w:r>
+        <w:rPr>
+          <w:rStyle w:val="Ttulo1Car"/>
+          <w:rFonts w:asciiTheme="minorHAnsi" w:hAnsiTheme="minorHAnsi" w:cstheme="minorHAnsi"/>
+        </w:rPr>
+        <w:t>Grafana</w:t>
+      </w:r>
+      <w:proofErr w:type="spellEnd"/>
+      <w:r>
+        <w:rPr>
+          <w:rStyle w:val="Ttulo1Car"/>
+          <w:rFonts w:asciiTheme="minorHAnsi" w:hAnsiTheme="minorHAnsi" w:cstheme="minorHAnsi"/>
+        </w:rPr>
+        <w:t xml:space="preserve"> stack</w:t>
+      </w:r>
+    </w:p>
+    <w:p>
+      <w:pPr>
+        <w:pStyle w:val="NormalWeb"/>
+      </w:pPr>
+      <w:r>
+        <w:br/>
+      </w:r>
+      <w:r>
+        <w:drawing>
+          <wp:inline distT="0" distB="0" distL="0" distR="0" wp14:anchorId="0CEF6231" wp14:editId="2773E455">
+            <wp:extent cx="5400040" cy="2627630"/>
+            <wp:effectExtent l="0" t="0" r="0" b="1270"/>
+            <wp:docPr id="20" name="Imagen 20"/>
+            <wp:cNvGraphicFramePr>
+              <a:graphicFrameLocks xmlns:a="http://schemas.openxmlformats.org/drawingml/2006/main" noChangeAspect="1"/>
+            </wp:cNvGraphicFramePr>
+            <a:graphic xmlns:a="http://schemas.openxmlformats.org/drawingml/2006/main">
+              <a:graphicData uri="http://schemas.openxmlformats.org/drawingml/2006/picture">
+                <pic:pic xmlns:pic="http://schemas.openxmlformats.org/drawingml/2006/picture">
+                  <pic:nvPicPr>
+                    <pic:cNvPr id="1" name=""/>
+                    <pic:cNvPicPr/>
+                  </pic:nvPicPr>
+                  <pic:blipFill>
+                    <a:blip r:embed="rId42"/>
+                    <a:stretch>
+                      <a:fillRect/>
+                    </a:stretch>
+                  </pic:blipFill>
+                  <pic:spPr>
+                    <a:xfrm>
+                      <a:off x="0" y="0"/>
+                      <a:ext cx="5400040" cy="2627630"/>
+                    </a:xfrm>
+                    <a:prstGeom prst="rect">
+                      <a:avLst/>
+                    </a:prstGeom>
+                  </pic:spPr>
+                </pic:pic>
+              </a:graphicData>
+            </a:graphic>
+          </wp:inline>
+        </w:drawing>
+      </w:r>
+    </w:p>
+    <w:p>
+      <w:pPr>
+        <w:pStyle w:val="NormalWeb"/>
+      </w:pPr>
+      <w:r>
+        <w:br/>
+      </w:r>
+      <w:r>
+        <w:t xml:space="preserve">The </w:t>
+      </w:r>
+      <w:proofErr w:type="spellStart"/>
+      <w:r>
+        <w:rPr>
+          <w:rStyle w:val="Textoennegrita"/>
+        </w:rPr>
+        <w:t>Grafana</w:t>
+      </w:r>
+      <w:proofErr w:type="spellEnd"/>
+      <w:r>
+        <w:rPr>
+          <w:rStyle w:val="Textoennegrita"/>
+        </w:rPr>
+        <w:t xml:space="preserve"> stack</w:t>
+      </w:r>
+      <w:r>
+        <w:t xml:space="preserve"> is a set of observability tools for monitoring, logging, and tracing in modern applications. It includes:</w:t>
+      </w:r>
+    </w:p>
+    <w:p>
+      <w:pPr>
+        <w:pStyle w:val="NormalWeb"/>
+        <w:numPr>
+          <w:ilvl w:val="0"/>
+          <w:numId w:val="5"/>
+        </w:numPr>
+      </w:pPr>
+      <w:r>
+        <w:rPr>
+          <w:rStyle w:val="Textoennegrita"/>
+        </w:rPr>
+        <w:t>Prometheus</w:t>
+      </w:r>
+      <w:r>
+        <w:t>: A metrics collection and monitoring system that scrapes numeric time-series data from applications and systems.</w:t>
+      </w:r>
+    </w:p>
+    <w:p>
+      <w:pPr>
+        <w:pStyle w:val="NormalWeb"/>
+        <w:numPr>
+          <w:ilvl w:val="0"/>
+          <w:numId w:val="5"/>
+        </w:numPr>
+      </w:pPr>
+      <w:proofErr w:type="spellStart"/>
+      <w:r>
+        <w:rPr>
+          <w:rStyle w:val="Textoennegrita"/>
+        </w:rPr>
+        <w:t>Grafana</w:t>
+      </w:r>
+      <w:proofErr w:type="spellEnd"/>
+      <w:r>
+        <w:t>: A visualization and dashboard platform that lets you query, visualize, and alert on data from Prometheus and other sources.</w:t>
+      </w:r>
+    </w:p>
+    <w:p>
+      <w:pPr>
+        <w:pStyle w:val="NormalWeb"/>
+        <w:numPr>
+          <w:ilvl w:val="0"/>
+          <w:numId w:val="5"/>
+        </w:numPr>
+      </w:pPr>
+      <w:r>
+        <w:rPr>
+          <w:rStyle w:val="Textoennegrita"/>
+        </w:rPr>
+        <w:t>Loki</w:t>
+      </w:r>
+      <w:r>
+        <w:t>: A log aggregation system optimized for storing and querying logs alongside metrics without indexing full log content.</w:t>
+      </w:r>
+    </w:p>
+    <w:p>
+      <w:pPr>
+        <w:pStyle w:val="NormalWeb"/>
+        <w:numPr>
+          <w:ilvl w:val="0"/>
+          <w:numId w:val="5"/>
+        </w:numPr>
+      </w:pPr>
+      <w:r>
+        <w:rPr>
+          <w:rStyle w:val="Textoennegrita"/>
+        </w:rPr>
+        <w:t>Tempo</w:t>
+      </w:r>
+      <w:r>
+        <w:t>: A distributed tracing backend that collects traces from applications to help debug and understand request flows.</w:t>
+      </w:r>
+    </w:p>
+    <w:p>
+      <w:pPr>
+        <w:pStyle w:val="NormalWeb"/>
+      </w:pPr>
+      <w:r>
+        <w:t xml:space="preserve"> </w:t>
+      </w:r>
+      <w:r>
+        <w:t xml:space="preserve">Together, </w:t>
+      </w:r>
+      <w:proofErr w:type="spellStart"/>
+      <w:r>
+        <w:t>Grafana</w:t>
+      </w:r>
+      <w:proofErr w:type="spellEnd"/>
+      <w:r>
+        <w:t xml:space="preserve">, Loki, and Tempo provide </w:t>
+      </w:r>
+      <w:r>
+        <w:rPr>
+          <w:b/>
+          <w:bCs/>
+        </w:rPr>
+        <w:t>metrics, logging, and tracing</w:t>
+      </w:r>
+      <w:r>
+        <w:t xml:space="preserve"> in a single ecosystem, making it easier to gain full observability over modern cloud-native systems.</w:t>
+      </w:r>
+    </w:p>
+    <w:p>
+      <w:pPr>
+        <w:pStyle w:val="NormalWeb"/>
+      </w:pPr>
+      <w:proofErr w:type="gramStart"/>
+      <w:r>
+        <w:rPr>
+          <w:rFonts w:hAnsi="Symbol"/>
+        </w:rPr>
+        <w:t></w:t>
+      </w:r>
+      <w:r>
+        <w:t xml:space="preserve">  </w:t>
+      </w:r>
+      <w:r>
+        <w:rPr>
+          <w:rStyle w:val="Textoennegrita"/>
+        </w:rPr>
+        <w:t>Prometheus</w:t>
+      </w:r>
+      <w:proofErr w:type="gramEnd"/>
+      <w:r>
+        <w:t xml:space="preserve"> → It collects metrics from your </w:t>
+      </w:r>
+      <w:proofErr w:type="spellStart"/>
+      <w:r>
+        <w:t>microservices</w:t>
+      </w:r>
+      <w:proofErr w:type="spellEnd"/>
+      <w:r>
+        <w:t xml:space="preserve"> (for example, how many requests each endpoint receives, how long they take, failures, etc.).</w:t>
+      </w:r>
+    </w:p>
+    <w:p>
+      <w:pPr>
+        <w:pStyle w:val="NormalWeb"/>
+      </w:pPr>
+      <w:proofErr w:type="gramStart"/>
+      <w:r>
+        <w:rPr>
+          <w:rFonts w:hAnsi="Symbol"/>
+        </w:rPr>
+        <w:t></w:t>
+      </w:r>
+      <w:r>
+        <w:t xml:space="preserve">  </w:t>
+      </w:r>
+      <w:proofErr w:type="spellStart"/>
+      <w:r>
+        <w:rPr>
+          <w:rStyle w:val="Textoennegrita"/>
+        </w:rPr>
+        <w:t>Grafana</w:t>
+      </w:r>
+      <w:proofErr w:type="spellEnd"/>
+      <w:proofErr w:type="gramEnd"/>
+      <w:r>
+        <w:t xml:space="preserve"> → It’s the visual interface where you see those metrics, logs, and traces; basically, it’s the tool for monitoring and dashboards.</w:t>
+      </w:r>
+    </w:p>
+    <w:p>
+      <w:pPr>
+        <w:pStyle w:val="NormalWeb"/>
+      </w:pPr>
+      <w:proofErr w:type="gramStart"/>
+      <w:r>
+        <w:rPr>
+          <w:rFonts w:hAnsi="Symbol"/>
+        </w:rPr>
+        <w:t></w:t>
+      </w:r>
+      <w:r>
+        <w:t xml:space="preserve">  </w:t>
+      </w:r>
+      <w:r>
+        <w:rPr>
+          <w:rStyle w:val="Textoennegrita"/>
+        </w:rPr>
+        <w:t>Loki</w:t>
+      </w:r>
+      <w:proofErr w:type="gramEnd"/>
+      <w:r>
+        <w:t xml:space="preserve"> → It’s like a “Prometheus for logs”: it stores all the logs from your services and organizes them with labels so you can search and filter them from </w:t>
+      </w:r>
+      <w:proofErr w:type="spellStart"/>
+      <w:r>
+        <w:t>Grafana</w:t>
+      </w:r>
+      <w:proofErr w:type="spellEnd"/>
+      <w:r>
+        <w:t>.</w:t>
+      </w:r>
+    </w:p>
+    <w:p>
+      <w:pPr>
+        <w:pStyle w:val="NormalWeb"/>
+      </w:pPr>
+      <w:r>
+        <w:rPr>
+          <w:rFonts w:hAnsi="Symbol"/>
+        </w:rPr>
+        <w:t></w:t>
+      </w:r>
+      <w:r>
+        <w:t xml:space="preserve">  </w:t>
+      </w:r>
+      <w:r>
+        <w:rPr>
+          <w:rStyle w:val="Textoennegrita"/>
+        </w:rPr>
+        <w:t>Tempo</w:t>
+      </w:r>
+      <w:r>
+        <w:t xml:space="preserve"> → It’s for tracing: it stores the traces of requests traveling through your </w:t>
+      </w:r>
+      <w:proofErr w:type="spellStart"/>
+      <w:r>
+        <w:t>microservices</w:t>
+      </w:r>
+      <w:proofErr w:type="spellEnd"/>
+      <w:r>
+        <w:t xml:space="preserve"> so you can see the full flow of a request and how long each </w:t>
+      </w:r>
+      <w:proofErr w:type="spellStart"/>
+      <w:r>
+        <w:t>microservice</w:t>
+      </w:r>
+      <w:proofErr w:type="spellEnd"/>
+      <w:r>
+        <w:t xml:space="preserve"> takes.</w:t>
+      </w:r>
       <w:bookmarkStart w:id="0" w:name="_GoBack"/>
       <w:bookmarkEnd w:id="0"/>
+      <w:r>
+        <w:br/>
+      </w:r>
+      <w:r>
+        <w:lastRenderedPageBreak/>
+        <w:br/>
+      </w:r>
+      <w:r>
+        <w:drawing>
+          <wp:inline distT="0" distB="0" distL="0" distR="0" wp14:anchorId="3626477E" wp14:editId="13FF5B32">
+            <wp:extent cx="5400040" cy="2529205"/>
+            <wp:effectExtent l="0" t="0" r="0" b="4445"/>
+            <wp:docPr id="37" name="Imagen 37"/>
+            <wp:cNvGraphicFramePr>
+              <a:graphicFrameLocks xmlns:a="http://schemas.openxmlformats.org/drawingml/2006/main" noChangeAspect="1"/>
+            </wp:cNvGraphicFramePr>
+            <a:graphic xmlns:a="http://schemas.openxmlformats.org/drawingml/2006/main">
+              <a:graphicData uri="http://schemas.openxmlformats.org/drawingml/2006/picture">
+                <pic:pic xmlns:pic="http://schemas.openxmlformats.org/drawingml/2006/picture">
+                  <pic:nvPicPr>
+                    <pic:cNvPr id="1" name=""/>
+                    <pic:cNvPicPr/>
+                  </pic:nvPicPr>
+                  <pic:blipFill>
+                    <a:blip r:embed="rId43"/>
+                    <a:stretch>
+                      <a:fillRect/>
+                    </a:stretch>
+                  </pic:blipFill>
+                  <pic:spPr>
+                    <a:xfrm>
+                      <a:off x="0" y="0"/>
+                      <a:ext cx="5400040" cy="2529205"/>
+                    </a:xfrm>
+                    <a:prstGeom prst="rect">
+                      <a:avLst/>
+                    </a:prstGeom>
+                  </pic:spPr>
+                </pic:pic>
+              </a:graphicData>
+            </a:graphic>
+          </wp:inline>
+        </w:drawing>
+      </w:r>
+    </w:p>
+    <w:p>
+      <w:pPr>
+        <w:pStyle w:val="NormalWeb"/>
+      </w:pPr>
+    </w:p>
+    <w:p>
+      <w:pPr>
+        <w:ind w:right="489"/>
+      </w:pPr>
     </w:p>
     <w:sectPr>
       <w:pgSz w:w="11906" w:h="16838"/>
@@ -5947,122 +6399,9 @@
     </w:lvl>
   </w:abstractNum>
   <w:abstractNum w:abstractNumId="1" w15:restartNumberingAfterBreak="0">
-    <w:nsid w:val="493078F9"/>
+    <w:nsid w:val="43E607FA"/>
     <w:multiLevelType w:val="multilevel"/>
-    <w:tmpl w:val="5D1EBC8A"/>
-    <w:lvl w:ilvl="0">
-      <w:start w:val="1"/>
-      <w:numFmt w:val="decimal"/>
-      <w:lvlText w:val="%1."/>
-      <w:lvlJc w:val="left"/>
-      <w:pPr>
-        <w:tabs>
-          <w:tab w:val="num" w:pos="720"/>
-        </w:tabs>
-        <w:ind w:left="720" w:hanging="360"/>
-      </w:pPr>
-    </w:lvl>
-    <w:lvl w:ilvl="1" w:tentative="1">
-      <w:start w:val="1"/>
-      <w:numFmt w:val="decimal"/>
-      <w:lvlText w:val="%2."/>
-      <w:lvlJc w:val="left"/>
-      <w:pPr>
-        <w:tabs>
-          <w:tab w:val="num" w:pos="1440"/>
-        </w:tabs>
-        <w:ind w:left="1440" w:hanging="360"/>
-      </w:pPr>
-    </w:lvl>
-    <w:lvl w:ilvl="2" w:tentative="1">
-      <w:start w:val="1"/>
-      <w:numFmt w:val="decimal"/>
-      <w:lvlText w:val="%3."/>
-      <w:lvlJc w:val="left"/>
-      <w:pPr>
-        <w:tabs>
-          <w:tab w:val="num" w:pos="2160"/>
-        </w:tabs>
-        <w:ind w:left="2160" w:hanging="360"/>
-      </w:pPr>
-    </w:lvl>
-    <w:lvl w:ilvl="3" w:tentative="1">
-      <w:start w:val="1"/>
-      <w:numFmt w:val="decimal"/>
-      <w:lvlText w:val="%4."/>
-      <w:lvlJc w:val="left"/>
-      <w:pPr>
-        <w:tabs>
-          <w:tab w:val="num" w:pos="2880"/>
-        </w:tabs>
-        <w:ind w:left="2880" w:hanging="360"/>
-      </w:pPr>
-    </w:lvl>
-    <w:lvl w:ilvl="4" w:tentative="1">
-      <w:start w:val="1"/>
-      <w:numFmt w:val="decimal"/>
-      <w:lvlText w:val="%5."/>
-      <w:lvlJc w:val="left"/>
-      <w:pPr>
-        <w:tabs>
-          <w:tab w:val="num" w:pos="3600"/>
-        </w:tabs>
-        <w:ind w:left="3600" w:hanging="360"/>
-      </w:pPr>
-    </w:lvl>
-    <w:lvl w:ilvl="5" w:tentative="1">
-      <w:start w:val="1"/>
-      <w:numFmt w:val="decimal"/>
-      <w:lvlText w:val="%6."/>
-      <w:lvlJc w:val="left"/>
-      <w:pPr>
-        <w:tabs>
-          <w:tab w:val="num" w:pos="4320"/>
-        </w:tabs>
-        <w:ind w:left="4320" w:hanging="360"/>
-      </w:pPr>
-    </w:lvl>
-    <w:lvl w:ilvl="6" w:tentative="1">
-      <w:start w:val="1"/>
-      <w:numFmt w:val="decimal"/>
-      <w:lvlText w:val="%7."/>
-      <w:lvlJc w:val="left"/>
-      <w:pPr>
-        <w:tabs>
-          <w:tab w:val="num" w:pos="5040"/>
-        </w:tabs>
-        <w:ind w:left="5040" w:hanging="360"/>
-      </w:pPr>
-    </w:lvl>
-    <w:lvl w:ilvl="7" w:tentative="1">
-      <w:start w:val="1"/>
-      <w:numFmt w:val="decimal"/>
-      <w:lvlText w:val="%8."/>
-      <w:lvlJc w:val="left"/>
-      <w:pPr>
-        <w:tabs>
-          <w:tab w:val="num" w:pos="5760"/>
-        </w:tabs>
-        <w:ind w:left="5760" w:hanging="360"/>
-      </w:pPr>
-    </w:lvl>
-    <w:lvl w:ilvl="8" w:tentative="1">
-      <w:start w:val="1"/>
-      <w:numFmt w:val="decimal"/>
-      <w:lvlText w:val="%9."/>
-      <w:lvlJc w:val="left"/>
-      <w:pPr>
-        <w:tabs>
-          <w:tab w:val="num" w:pos="6480"/>
-        </w:tabs>
-        <w:ind w:left="6480" w:hanging="360"/>
-      </w:pPr>
-    </w:lvl>
-  </w:abstractNum>
-  <w:abstractNum w:abstractNumId="2" w15:restartNumberingAfterBreak="0">
-    <w:nsid w:val="75BC7F18"/>
-    <w:multiLevelType w:val="multilevel"/>
-    <w:tmpl w:val="3B42A3FC"/>
+    <w:tmpl w:val="67CC56BE"/>
     <w:lvl w:ilvl="0">
       <w:start w:val="1"/>
       <w:numFmt w:val="bullet"/>
@@ -6208,14 +6547,395 @@
       </w:rPr>
     </w:lvl>
   </w:abstractNum>
+  <w:abstractNum w:abstractNumId="2" w15:restartNumberingAfterBreak="0">
+    <w:nsid w:val="493078F9"/>
+    <w:multiLevelType w:val="multilevel"/>
+    <w:tmpl w:val="5D1EBC8A"/>
+    <w:lvl w:ilvl="0">
+      <w:start w:val="1"/>
+      <w:numFmt w:val="decimal"/>
+      <w:lvlText w:val="%1."/>
+      <w:lvlJc w:val="left"/>
+      <w:pPr>
+        <w:tabs>
+          <w:tab w:val="num" w:pos="720"/>
+        </w:tabs>
+        <w:ind w:left="720" w:hanging="360"/>
+      </w:pPr>
+    </w:lvl>
+    <w:lvl w:ilvl="1" w:tentative="1">
+      <w:start w:val="1"/>
+      <w:numFmt w:val="decimal"/>
+      <w:lvlText w:val="%2."/>
+      <w:lvlJc w:val="left"/>
+      <w:pPr>
+        <w:tabs>
+          <w:tab w:val="num" w:pos="1440"/>
+        </w:tabs>
+        <w:ind w:left="1440" w:hanging="360"/>
+      </w:pPr>
+    </w:lvl>
+    <w:lvl w:ilvl="2" w:tentative="1">
+      <w:start w:val="1"/>
+      <w:numFmt w:val="decimal"/>
+      <w:lvlText w:val="%3."/>
+      <w:lvlJc w:val="left"/>
+      <w:pPr>
+        <w:tabs>
+          <w:tab w:val="num" w:pos="2160"/>
+        </w:tabs>
+        <w:ind w:left="2160" w:hanging="360"/>
+      </w:pPr>
+    </w:lvl>
+    <w:lvl w:ilvl="3" w:tentative="1">
+      <w:start w:val="1"/>
+      <w:numFmt w:val="decimal"/>
+      <w:lvlText w:val="%4."/>
+      <w:lvlJc w:val="left"/>
+      <w:pPr>
+        <w:tabs>
+          <w:tab w:val="num" w:pos="2880"/>
+        </w:tabs>
+        <w:ind w:left="2880" w:hanging="360"/>
+      </w:pPr>
+    </w:lvl>
+    <w:lvl w:ilvl="4" w:tentative="1">
+      <w:start w:val="1"/>
+      <w:numFmt w:val="decimal"/>
+      <w:lvlText w:val="%5."/>
+      <w:lvlJc w:val="left"/>
+      <w:pPr>
+        <w:tabs>
+          <w:tab w:val="num" w:pos="3600"/>
+        </w:tabs>
+        <w:ind w:left="3600" w:hanging="360"/>
+      </w:pPr>
+    </w:lvl>
+    <w:lvl w:ilvl="5" w:tentative="1">
+      <w:start w:val="1"/>
+      <w:numFmt w:val="decimal"/>
+      <w:lvlText w:val="%6."/>
+      <w:lvlJc w:val="left"/>
+      <w:pPr>
+        <w:tabs>
+          <w:tab w:val="num" w:pos="4320"/>
+        </w:tabs>
+        <w:ind w:left="4320" w:hanging="360"/>
+      </w:pPr>
+    </w:lvl>
+    <w:lvl w:ilvl="6" w:tentative="1">
+      <w:start w:val="1"/>
+      <w:numFmt w:val="decimal"/>
+      <w:lvlText w:val="%7."/>
+      <w:lvlJc w:val="left"/>
+      <w:pPr>
+        <w:tabs>
+          <w:tab w:val="num" w:pos="5040"/>
+        </w:tabs>
+        <w:ind w:left="5040" w:hanging="360"/>
+      </w:pPr>
+    </w:lvl>
+    <w:lvl w:ilvl="7" w:tentative="1">
+      <w:start w:val="1"/>
+      <w:numFmt w:val="decimal"/>
+      <w:lvlText w:val="%8."/>
+      <w:lvlJc w:val="left"/>
+      <w:pPr>
+        <w:tabs>
+          <w:tab w:val="num" w:pos="5760"/>
+        </w:tabs>
+        <w:ind w:left="5760" w:hanging="360"/>
+      </w:pPr>
+    </w:lvl>
+    <w:lvl w:ilvl="8" w:tentative="1">
+      <w:start w:val="1"/>
+      <w:numFmt w:val="decimal"/>
+      <w:lvlText w:val="%9."/>
+      <w:lvlJc w:val="left"/>
+      <w:pPr>
+        <w:tabs>
+          <w:tab w:val="num" w:pos="6480"/>
+        </w:tabs>
+        <w:ind w:left="6480" w:hanging="360"/>
+      </w:pPr>
+    </w:lvl>
+  </w:abstractNum>
+  <w:abstractNum w:abstractNumId="3" w15:restartNumberingAfterBreak="0">
+    <w:nsid w:val="75BC7F18"/>
+    <w:multiLevelType w:val="multilevel"/>
+    <w:tmpl w:val="3B42A3FC"/>
+    <w:lvl w:ilvl="0">
+      <w:start w:val="1"/>
+      <w:numFmt w:val="bullet"/>
+      <w:lvlText w:val=""/>
+      <w:lvlJc w:val="left"/>
+      <w:pPr>
+        <w:tabs>
+          <w:tab w:val="num" w:pos="720"/>
+        </w:tabs>
+        <w:ind w:left="720" w:hanging="360"/>
+      </w:pPr>
+      <w:rPr>
+        <w:rFonts w:ascii="Symbol" w:hAnsi="Symbol" w:hint="default"/>
+        <w:sz w:val="20"/>
+      </w:rPr>
+    </w:lvl>
+    <w:lvl w:ilvl="1" w:tentative="1">
+      <w:start w:val="1"/>
+      <w:numFmt w:val="bullet"/>
+      <w:lvlText w:val="o"/>
+      <w:lvlJc w:val="left"/>
+      <w:pPr>
+        <w:tabs>
+          <w:tab w:val="num" w:pos="1440"/>
+        </w:tabs>
+        <w:ind w:left="1440" w:hanging="360"/>
+      </w:pPr>
+      <w:rPr>
+        <w:rFonts w:ascii="Courier New" w:hAnsi="Courier New" w:hint="default"/>
+        <w:sz w:val="20"/>
+      </w:rPr>
+    </w:lvl>
+    <w:lvl w:ilvl="2" w:tentative="1">
+      <w:start w:val="1"/>
+      <w:numFmt w:val="bullet"/>
+      <w:lvlText w:val=""/>
+      <w:lvlJc w:val="left"/>
+      <w:pPr>
+        <w:tabs>
+          <w:tab w:val="num" w:pos="2160"/>
+        </w:tabs>
+        <w:ind w:left="2160" w:hanging="360"/>
+      </w:pPr>
+      <w:rPr>
+        <w:rFonts w:ascii="Wingdings" w:hAnsi="Wingdings" w:hint="default"/>
+        <w:sz w:val="20"/>
+      </w:rPr>
+    </w:lvl>
+    <w:lvl w:ilvl="3" w:tentative="1">
+      <w:start w:val="1"/>
+      <w:numFmt w:val="bullet"/>
+      <w:lvlText w:val=""/>
+      <w:lvlJc w:val="left"/>
+      <w:pPr>
+        <w:tabs>
+          <w:tab w:val="num" w:pos="2880"/>
+        </w:tabs>
+        <w:ind w:left="2880" w:hanging="360"/>
+      </w:pPr>
+      <w:rPr>
+        <w:rFonts w:ascii="Wingdings" w:hAnsi="Wingdings" w:hint="default"/>
+        <w:sz w:val="20"/>
+      </w:rPr>
+    </w:lvl>
+    <w:lvl w:ilvl="4" w:tentative="1">
+      <w:start w:val="1"/>
+      <w:numFmt w:val="bullet"/>
+      <w:lvlText w:val=""/>
+      <w:lvlJc w:val="left"/>
+      <w:pPr>
+        <w:tabs>
+          <w:tab w:val="num" w:pos="3600"/>
+        </w:tabs>
+        <w:ind w:left="3600" w:hanging="360"/>
+      </w:pPr>
+      <w:rPr>
+        <w:rFonts w:ascii="Wingdings" w:hAnsi="Wingdings" w:hint="default"/>
+        <w:sz w:val="20"/>
+      </w:rPr>
+    </w:lvl>
+    <w:lvl w:ilvl="5" w:tentative="1">
+      <w:start w:val="1"/>
+      <w:numFmt w:val="bullet"/>
+      <w:lvlText w:val=""/>
+      <w:lvlJc w:val="left"/>
+      <w:pPr>
+        <w:tabs>
+          <w:tab w:val="num" w:pos="4320"/>
+        </w:tabs>
+        <w:ind w:left="4320" w:hanging="360"/>
+      </w:pPr>
+      <w:rPr>
+        <w:rFonts w:ascii="Wingdings" w:hAnsi="Wingdings" w:hint="default"/>
+        <w:sz w:val="20"/>
+      </w:rPr>
+    </w:lvl>
+    <w:lvl w:ilvl="6" w:tentative="1">
+      <w:start w:val="1"/>
+      <w:numFmt w:val="bullet"/>
+      <w:lvlText w:val=""/>
+      <w:lvlJc w:val="left"/>
+      <w:pPr>
+        <w:tabs>
+          <w:tab w:val="num" w:pos="5040"/>
+        </w:tabs>
+        <w:ind w:left="5040" w:hanging="360"/>
+      </w:pPr>
+      <w:rPr>
+        <w:rFonts w:ascii="Wingdings" w:hAnsi="Wingdings" w:hint="default"/>
+        <w:sz w:val="20"/>
+      </w:rPr>
+    </w:lvl>
+    <w:lvl w:ilvl="7" w:tentative="1">
+      <w:start w:val="1"/>
+      <w:numFmt w:val="bullet"/>
+      <w:lvlText w:val=""/>
+      <w:lvlJc w:val="left"/>
+      <w:pPr>
+        <w:tabs>
+          <w:tab w:val="num" w:pos="5760"/>
+        </w:tabs>
+        <w:ind w:left="5760" w:hanging="360"/>
+      </w:pPr>
+      <w:rPr>
+        <w:rFonts w:ascii="Wingdings" w:hAnsi="Wingdings" w:hint="default"/>
+        <w:sz w:val="20"/>
+      </w:rPr>
+    </w:lvl>
+    <w:lvl w:ilvl="8" w:tentative="1">
+      <w:start w:val="1"/>
+      <w:numFmt w:val="bullet"/>
+      <w:lvlText w:val=""/>
+      <w:lvlJc w:val="left"/>
+      <w:pPr>
+        <w:tabs>
+          <w:tab w:val="num" w:pos="6480"/>
+        </w:tabs>
+        <w:ind w:left="6480" w:hanging="360"/>
+      </w:pPr>
+      <w:rPr>
+        <w:rFonts w:ascii="Wingdings" w:hAnsi="Wingdings" w:hint="default"/>
+        <w:sz w:val="20"/>
+      </w:rPr>
+    </w:lvl>
+  </w:abstractNum>
+  <w:abstractNum w:abstractNumId="4" w15:restartNumberingAfterBreak="0">
+    <w:nsid w:val="7D7675D2"/>
+    <w:multiLevelType w:val="multilevel"/>
+    <w:tmpl w:val="999801A8"/>
+    <w:lvl w:ilvl="0">
+      <w:start w:val="1"/>
+      <w:numFmt w:val="decimal"/>
+      <w:lvlText w:val="%1."/>
+      <w:lvlJc w:val="left"/>
+      <w:pPr>
+        <w:tabs>
+          <w:tab w:val="num" w:pos="720"/>
+        </w:tabs>
+        <w:ind w:left="720" w:hanging="360"/>
+      </w:pPr>
+    </w:lvl>
+    <w:lvl w:ilvl="1" w:tentative="1">
+      <w:start w:val="1"/>
+      <w:numFmt w:val="decimal"/>
+      <w:lvlText w:val="%2."/>
+      <w:lvlJc w:val="left"/>
+      <w:pPr>
+        <w:tabs>
+          <w:tab w:val="num" w:pos="1440"/>
+        </w:tabs>
+        <w:ind w:left="1440" w:hanging="360"/>
+      </w:pPr>
+    </w:lvl>
+    <w:lvl w:ilvl="2" w:tentative="1">
+      <w:start w:val="1"/>
+      <w:numFmt w:val="decimal"/>
+      <w:lvlText w:val="%3."/>
+      <w:lvlJc w:val="left"/>
+      <w:pPr>
+        <w:tabs>
+          <w:tab w:val="num" w:pos="2160"/>
+        </w:tabs>
+        <w:ind w:left="2160" w:hanging="360"/>
+      </w:pPr>
+    </w:lvl>
+    <w:lvl w:ilvl="3" w:tentative="1">
+      <w:start w:val="1"/>
+      <w:numFmt w:val="decimal"/>
+      <w:lvlText w:val="%4."/>
+      <w:lvlJc w:val="left"/>
+      <w:pPr>
+        <w:tabs>
+          <w:tab w:val="num" w:pos="2880"/>
+        </w:tabs>
+        <w:ind w:left="2880" w:hanging="360"/>
+      </w:pPr>
+    </w:lvl>
+    <w:lvl w:ilvl="4" w:tentative="1">
+      <w:start w:val="1"/>
+      <w:numFmt w:val="decimal"/>
+      <w:lvlText w:val="%5."/>
+      <w:lvlJc w:val="left"/>
+      <w:pPr>
+        <w:tabs>
+          <w:tab w:val="num" w:pos="3600"/>
+        </w:tabs>
+        <w:ind w:left="3600" w:hanging="360"/>
+      </w:pPr>
+    </w:lvl>
+    <w:lvl w:ilvl="5" w:tentative="1">
+      <w:start w:val="1"/>
+      <w:numFmt w:val="decimal"/>
+      <w:lvlText w:val="%6."/>
+      <w:lvlJc w:val="left"/>
+      <w:pPr>
+        <w:tabs>
+          <w:tab w:val="num" w:pos="4320"/>
+        </w:tabs>
+        <w:ind w:left="4320" w:hanging="360"/>
+      </w:pPr>
+    </w:lvl>
+    <w:lvl w:ilvl="6" w:tentative="1">
+      <w:start w:val="1"/>
+      <w:numFmt w:val="decimal"/>
+      <w:lvlText w:val="%7."/>
+      <w:lvlJc w:val="left"/>
+      <w:pPr>
+        <w:tabs>
+          <w:tab w:val="num" w:pos="5040"/>
+        </w:tabs>
+        <w:ind w:left="5040" w:hanging="360"/>
+      </w:pPr>
+    </w:lvl>
+    <w:lvl w:ilvl="7" w:tentative="1">
+      <w:start w:val="1"/>
+      <w:numFmt w:val="decimal"/>
+      <w:lvlText w:val="%8."/>
+      <w:lvlJc w:val="left"/>
+      <w:pPr>
+        <w:tabs>
+          <w:tab w:val="num" w:pos="5760"/>
+        </w:tabs>
+        <w:ind w:left="5760" w:hanging="360"/>
+      </w:pPr>
+    </w:lvl>
+    <w:lvl w:ilvl="8" w:tentative="1">
+      <w:start w:val="1"/>
+      <w:numFmt w:val="decimal"/>
+      <w:lvlText w:val="%9."/>
+      <w:lvlJc w:val="left"/>
+      <w:pPr>
+        <w:tabs>
+          <w:tab w:val="num" w:pos="6480"/>
+        </w:tabs>
+        <w:ind w:left="6480" w:hanging="360"/>
+      </w:pPr>
+    </w:lvl>
+  </w:abstractNum>
   <w:num w:numId="1">
     <w:abstractNumId w:val="0"/>
   </w:num>
   <w:num w:numId="2">
-    <w:abstractNumId w:val="1"/>
+    <w:abstractNumId w:val="2"/>
   </w:num>
   <w:num w:numId="3">
-    <w:abstractNumId w:val="2"/>
+    <w:abstractNumId w:val="3"/>
+  </w:num>
+  <w:num w:numId="4">
+    <w:abstractNumId w:val="4"/>
+  </w:num>
+  <w:num w:numId="5">
+    <w:abstractNumId w:val="1"/>
   </w:num>
 </w:numbering>
 </file>
@@ -6639,7 +7359,6 @@
   <w:style w:type="character" w:default="1" w:styleId="Fuentedeprrafopredeter">
     <w:name w:val="Default Paragraph Font"/>
     <w:uiPriority w:val="1"/>
-    <w:semiHidden/>
     <w:unhideWhenUsed/>
   </w:style>
   <w:style w:type="table" w:default="1" w:styleId="Tablanormal">
